--- a/审计流程4.30.docx
+++ b/审计流程4.30.docx
@@ -87,7 +87,7 @@
                   <wp:posOffset>157480</wp:posOffset>
                 </wp:positionV>
                 <wp:extent cx="75565" cy="962660"/>
-                <wp:effectExtent l="50800" t="6350" r="6985" b="21590"/>
+                <wp:effectExtent l="50800" t="6350" r="635" b="21590"/>
                 <wp:wrapNone/>
                 <wp:docPr id="3" name="左大括号 3"/>
                 <wp:cNvGraphicFramePr/>
@@ -173,7 +173,7 @@
           <w:szCs w:val="32"/>
           <w:lang w:val="en-US" w:eastAsia="zh-CN"/>
         </w:rPr>
-        <w:t>审前调查  调查2</w:t>
+        <w:t>审前调查  调查2 被审单位存在问题可能性</w:t>
       </w:r>
     </w:p>
     <w:p>
@@ -184,20 +184,20 @@
         </w:numPr>
         <w:ind w:leftChars="0"/>
         <w:rPr>
-          <w:rFonts w:hint="eastAsia" w:ascii="仿宋_GB2312" w:hAnsi="仿宋_GB2312" w:eastAsia="仿宋_GB2312" w:cs="仿宋_GB2312"/>
-          <w:sz w:val="32"/>
-          <w:szCs w:val="32"/>
-          <w:lang w:val="en-US" w:eastAsia="zh-CN"/>
-        </w:rPr>
-      </w:pPr>
-      <w:r>
-        <w:rPr>
-          <w:rFonts w:hint="eastAsia" w:ascii="仿宋_GB2312" w:hAnsi="仿宋_GB2312" w:eastAsia="仿宋_GB2312" w:cs="仿宋_GB2312"/>
-          <w:sz w:val="32"/>
-          <w:szCs w:val="32"/>
-          <w:lang w:val="en-US" w:eastAsia="zh-CN"/>
-        </w:rPr>
-        <w:t xml:space="preserve">             调查3</w:t>
+          <w:rFonts w:hint="default" w:ascii="仿宋_GB2312" w:hAnsi="仿宋_GB2312" w:eastAsia="仿宋_GB2312" w:cs="仿宋_GB2312"/>
+          <w:sz w:val="32"/>
+          <w:szCs w:val="32"/>
+          <w:lang w:val="en-US" w:eastAsia="zh-CN"/>
+        </w:rPr>
+      </w:pPr>
+      <w:r>
+        <w:rPr>
+          <w:rFonts w:hint="eastAsia" w:ascii="仿宋_GB2312" w:hAnsi="仿宋_GB2312" w:eastAsia="仿宋_GB2312" w:cs="仿宋_GB2312"/>
+          <w:sz w:val="32"/>
+          <w:szCs w:val="32"/>
+          <w:lang w:val="en-US" w:eastAsia="zh-CN"/>
+        </w:rPr>
+        <w:t xml:space="preserve">             调查3 确定审计事项和措施</w:t>
       </w:r>
     </w:p>
     <w:p>
@@ -230,7 +230,7 @@
                   <wp:posOffset>100965</wp:posOffset>
                 </wp:positionV>
                 <wp:extent cx="147955" cy="994410"/>
-                <wp:effectExtent l="0" t="6350" r="61595" b="8890"/>
+                <wp:effectExtent l="0" t="6350" r="55245" b="15240"/>
                 <wp:wrapNone/>
                 <wp:docPr id="6" name="右大括号 6"/>
                 <wp:cNvGraphicFramePr/>
@@ -301,7 +301,7 @@
                   <wp:posOffset>142875</wp:posOffset>
                 </wp:positionV>
                 <wp:extent cx="75565" cy="952500"/>
-                <wp:effectExtent l="50800" t="6350" r="6985" b="12700"/>
+                <wp:effectExtent l="50800" t="6350" r="635" b="6350"/>
                 <wp:wrapNone/>
                 <wp:docPr id="4" name="左大括号 4"/>
                 <wp:cNvGraphicFramePr/>
@@ -407,6 +407,78 @@
         </w:numPr>
         <w:ind w:leftChars="0"/>
         <w:rPr>
+          <w:rFonts w:hint="eastAsia" w:ascii="仿宋_GB2312" w:hAnsi="仿宋_GB2312" w:eastAsia="仿宋_GB2312" w:cs="仿宋_GB2312"/>
+          <w:sz w:val="32"/>
+          <w:szCs w:val="32"/>
+          <w:lang w:val="en-US" w:eastAsia="zh-CN"/>
+        </w:rPr>
+      </w:pPr>
+      <w:r>
+        <w:rPr>
+          <w:rFonts w:hint="eastAsia" w:ascii="仿宋_GB2312" w:hAnsi="仿宋_GB2312" w:eastAsia="仿宋_GB2312" w:cs="仿宋_GB2312"/>
+          <w:sz w:val="32"/>
+          <w:szCs w:val="32"/>
+          <w:lang w:val="en-US" w:eastAsia="zh-CN"/>
+        </w:rPr>
+        <w:t xml:space="preserve">                3.专项审计调查</w:t>
+      </w:r>
+    </w:p>
+    <w:p>
+      <w:pPr>
+        <w:numPr>
+          <w:ilvl w:val="0"/>
+          <w:numId w:val="0"/>
+        </w:numPr>
+        <w:ind w:leftChars="0"/>
+        <w:rPr>
+          <w:rFonts w:hint="eastAsia" w:ascii="仿宋_GB2312" w:hAnsi="仿宋_GB2312" w:eastAsia="仿宋_GB2312" w:cs="仿宋_GB2312"/>
+          <w:sz w:val="32"/>
+          <w:szCs w:val="32"/>
+          <w:lang w:val="en-US" w:eastAsia="zh-CN"/>
+        </w:rPr>
+      </w:pPr>
+      <w:r>
+        <w:rPr>
+          <w:rFonts w:hint="eastAsia" w:ascii="仿宋_GB2312" w:hAnsi="仿宋_GB2312" w:eastAsia="仿宋_GB2312" w:cs="仿宋_GB2312"/>
+          <w:sz w:val="32"/>
+          <w:szCs w:val="32"/>
+          <w:lang w:val="en-US" w:eastAsia="zh-CN"/>
+        </w:rPr>
+        <w:t>3.审计通知送达回证（回证时间要在实施审计前3天）</w:t>
+      </w:r>
+    </w:p>
+    <w:p>
+      <w:pPr>
+        <w:numPr>
+          <w:ilvl w:val="0"/>
+          <w:numId w:val="0"/>
+        </w:numPr>
+        <w:ind w:leftChars="0"/>
+        <w:rPr>
+          <w:rFonts w:hint="eastAsia" w:ascii="仿宋_GB2312" w:hAnsi="仿宋_GB2312" w:eastAsia="仿宋_GB2312" w:cs="仿宋_GB2312"/>
+          <w:sz w:val="32"/>
+          <w:szCs w:val="32"/>
+          <w:lang w:val="en-US" w:eastAsia="zh-CN"/>
+        </w:rPr>
+      </w:pPr>
+      <w:r>
+        <w:rPr>
+          <w:rFonts w:hint="eastAsia" w:ascii="仿宋_GB2312" w:hAnsi="仿宋_GB2312" w:eastAsia="仿宋_GB2312" w:cs="仿宋_GB2312"/>
+          <w:sz w:val="32"/>
+          <w:szCs w:val="32"/>
+          <w:lang w:val="en-US" w:eastAsia="zh-CN"/>
+        </w:rPr>
+        <w:t>4.制定审计实施方案</w:t>
+      </w:r>
+    </w:p>
+    <w:p>
+      <w:pPr>
+        <w:numPr>
+          <w:ilvl w:val="0"/>
+          <w:numId w:val="0"/>
+        </w:numPr>
+        <w:ind w:leftChars="0"/>
+        <w:rPr>
           <w:rFonts w:hint="default" w:ascii="仿宋_GB2312" w:hAnsi="仿宋_GB2312" w:eastAsia="仿宋_GB2312" w:cs="仿宋_GB2312"/>
           <w:sz w:val="32"/>
           <w:szCs w:val="32"/>
@@ -420,120 +492,7 @@
           <w:szCs w:val="32"/>
           <w:lang w:val="en-US" w:eastAsia="zh-CN"/>
         </w:rPr>
-        <w:t xml:space="preserve">                3.专项审计调查</w:t>
-      </w:r>
-    </w:p>
-    <w:p>
-      <w:pPr>
-        <w:numPr>
-          <w:ilvl w:val="0"/>
-          <w:numId w:val="0"/>
-        </w:numPr>
-        <w:ind w:leftChars="0"/>
-        <w:rPr>
-          <w:rFonts w:hint="eastAsia" w:ascii="仿宋_GB2312" w:hAnsi="仿宋_GB2312" w:eastAsia="仿宋_GB2312" w:cs="仿宋_GB2312"/>
-          <w:sz w:val="32"/>
-          <w:szCs w:val="32"/>
-          <w:lang w:val="en-US" w:eastAsia="zh-CN"/>
-        </w:rPr>
-      </w:pPr>
-    </w:p>
-    <w:p>
-      <w:pPr>
-        <w:numPr>
-          <w:ilvl w:val="0"/>
-          <w:numId w:val="0"/>
-        </w:numPr>
-        <w:ind w:leftChars="0"/>
-        <w:rPr>
-          <w:rFonts w:hint="eastAsia" w:ascii="仿宋_GB2312" w:hAnsi="仿宋_GB2312" w:eastAsia="仿宋_GB2312" w:cs="仿宋_GB2312"/>
-          <w:sz w:val="32"/>
-          <w:szCs w:val="32"/>
-          <w:lang w:val="en-US" w:eastAsia="zh-CN"/>
-        </w:rPr>
-      </w:pPr>
-      <w:r>
-        <w:rPr>
-          <w:rFonts w:hint="eastAsia" w:ascii="仿宋_GB2312" w:hAnsi="仿宋_GB2312" w:eastAsia="仿宋_GB2312" w:cs="仿宋_GB2312"/>
-          <w:sz w:val="32"/>
-          <w:szCs w:val="32"/>
-          <w:lang w:val="en-US" w:eastAsia="zh-CN"/>
-        </w:rPr>
-        <w:t>3.审计通知送达回证（回证时间要在实施审计前3天）</w:t>
-      </w:r>
-    </w:p>
-    <w:p>
-      <w:pPr>
-        <w:numPr>
-          <w:ilvl w:val="0"/>
-          <w:numId w:val="0"/>
-        </w:numPr>
-        <w:ind w:leftChars="0"/>
-        <w:rPr>
-          <w:rFonts w:hint="eastAsia" w:ascii="仿宋_GB2312" w:hAnsi="仿宋_GB2312" w:eastAsia="仿宋_GB2312" w:cs="仿宋_GB2312"/>
-          <w:sz w:val="32"/>
-          <w:szCs w:val="32"/>
-          <w:lang w:val="en-US" w:eastAsia="zh-CN"/>
-        </w:rPr>
-      </w:pPr>
-    </w:p>
-    <w:p>
-      <w:pPr>
-        <w:numPr>
-          <w:ilvl w:val="0"/>
-          <w:numId w:val="0"/>
-        </w:numPr>
-        <w:ind w:leftChars="0"/>
-        <w:rPr>
-          <w:rFonts w:hint="eastAsia" w:ascii="仿宋_GB2312" w:hAnsi="仿宋_GB2312" w:eastAsia="仿宋_GB2312" w:cs="仿宋_GB2312"/>
-          <w:sz w:val="32"/>
-          <w:szCs w:val="32"/>
-          <w:lang w:val="en-US" w:eastAsia="zh-CN"/>
-        </w:rPr>
-      </w:pPr>
-      <w:r>
-        <w:rPr>
-          <w:rFonts w:hint="eastAsia" w:ascii="仿宋_GB2312" w:hAnsi="仿宋_GB2312" w:eastAsia="仿宋_GB2312" w:cs="仿宋_GB2312"/>
-          <w:sz w:val="32"/>
-          <w:szCs w:val="32"/>
-          <w:lang w:val="en-US" w:eastAsia="zh-CN"/>
-        </w:rPr>
-        <w:t>4.制定审计实施方案</w:t>
-      </w:r>
-    </w:p>
-    <w:p>
-      <w:pPr>
-        <w:numPr>
-          <w:ilvl w:val="0"/>
-          <w:numId w:val="0"/>
-        </w:numPr>
-        <w:ind w:leftChars="0"/>
-        <w:rPr>
-          <w:rFonts w:hint="default" w:ascii="仿宋_GB2312" w:hAnsi="仿宋_GB2312" w:eastAsia="仿宋_GB2312" w:cs="仿宋_GB2312"/>
-          <w:sz w:val="32"/>
-          <w:szCs w:val="32"/>
-          <w:lang w:val="en-US" w:eastAsia="zh-CN"/>
-        </w:rPr>
-      </w:pPr>
-      <w:r>
-        <w:rPr>
-          <w:rFonts w:hint="eastAsia" w:ascii="仿宋_GB2312" w:hAnsi="仿宋_GB2312" w:eastAsia="仿宋_GB2312" w:cs="仿宋_GB2312"/>
-          <w:sz w:val="32"/>
-          <w:szCs w:val="32"/>
-          <w:lang w:val="en-US" w:eastAsia="zh-CN"/>
-        </w:rPr>
-        <w:t>5、对审计实施方案进行</w:t>
-      </w:r>
-      <w:bookmarkStart w:id="0" w:name="_GoBack"/>
-      <w:bookmarkEnd w:id="0"/>
-      <w:r>
-        <w:rPr>
-          <w:rFonts w:hint="eastAsia" w:ascii="仿宋_GB2312" w:hAnsi="仿宋_GB2312" w:eastAsia="仿宋_GB2312" w:cs="仿宋_GB2312"/>
-          <w:sz w:val="32"/>
-          <w:szCs w:val="32"/>
-          <w:lang w:val="en-US" w:eastAsia="zh-CN"/>
-        </w:rPr>
-        <w:t>讨论</w:t>
+        <w:t>5、对审计实施方案进行讨论</w:t>
       </w:r>
     </w:p>
     <w:p>
@@ -638,20 +597,20 @@
         </w:numPr>
         <w:ind w:leftChars="0"/>
         <w:rPr>
-          <w:rFonts w:hint="eastAsia" w:ascii="仿宋_GB2312" w:hAnsi="仿宋_GB2312" w:eastAsia="仿宋_GB2312" w:cs="仿宋_GB2312"/>
-          <w:sz w:val="32"/>
-          <w:szCs w:val="32"/>
-          <w:lang w:val="en-US" w:eastAsia="zh-CN"/>
-        </w:rPr>
-      </w:pPr>
-      <w:r>
-        <w:rPr>
-          <w:rFonts w:hint="eastAsia" w:ascii="仿宋_GB2312" w:hAnsi="仿宋_GB2312" w:eastAsia="仿宋_GB2312" w:cs="仿宋_GB2312"/>
-          <w:sz w:val="32"/>
-          <w:szCs w:val="32"/>
-          <w:lang w:val="en-US" w:eastAsia="zh-CN"/>
-        </w:rPr>
-        <w:t>7.被审计单位承诺书</w:t>
+          <w:rFonts w:hint="default" w:ascii="仿宋_GB2312" w:hAnsi="仿宋_GB2312" w:eastAsia="仿宋_GB2312" w:cs="仿宋_GB2312"/>
+          <w:sz w:val="32"/>
+          <w:szCs w:val="32"/>
+          <w:lang w:val="en-US" w:eastAsia="zh-CN"/>
+        </w:rPr>
+      </w:pPr>
+      <w:r>
+        <w:rPr>
+          <w:rFonts w:hint="eastAsia" w:ascii="仿宋_GB2312" w:hAnsi="仿宋_GB2312" w:eastAsia="仿宋_GB2312" w:cs="仿宋_GB2312"/>
+          <w:sz w:val="32"/>
+          <w:szCs w:val="32"/>
+          <w:lang w:val="en-US" w:eastAsia="zh-CN"/>
+        </w:rPr>
+        <w:t>7.被审计单位承诺书 (不需要前序数据导入，直接导出模版，不需要输入框)</w:t>
       </w:r>
     </w:p>
     <w:p>
@@ -692,6 +651,7 @@
           <w:lang w:val="en-US" w:eastAsia="zh-CN"/>
         </w:rPr>
       </w:pPr>
+      <w:bookmarkStart w:id="0" w:name="_GoBack"/>
       <w:r>
         <w:rPr>
           <w:sz w:val="32"/>
@@ -708,7 +668,7 @@
                   <wp:posOffset>60960</wp:posOffset>
                 </wp:positionV>
                 <wp:extent cx="75565" cy="1417955"/>
-                <wp:effectExtent l="50800" t="6350" r="6985" b="23495"/>
+                <wp:effectExtent l="50800" t="6350" r="635" b="23495"/>
                 <wp:wrapNone/>
                 <wp:docPr id="7" name="左大括号 7"/>
                 <wp:cNvGraphicFramePr/>
@@ -763,6 +723,7 @@
           </mc:Fallback>
         </mc:AlternateContent>
       </w:r>
+      <w:bookmarkEnd w:id="0"/>
       <w:r>
         <w:rPr>
           <w:rFonts w:hint="eastAsia" w:ascii="仿宋_GB2312" w:hAnsi="仿宋_GB2312" w:eastAsia="仿宋_GB2312" w:cs="仿宋_GB2312"/>
@@ -861,20 +822,20 @@
         </w:numPr>
         <w:ind w:leftChars="0"/>
         <w:rPr>
-          <w:rFonts w:hint="eastAsia" w:ascii="仿宋_GB2312" w:hAnsi="仿宋_GB2312" w:eastAsia="仿宋_GB2312" w:cs="仿宋_GB2312"/>
-          <w:sz w:val="32"/>
-          <w:szCs w:val="32"/>
-          <w:lang w:val="en-US" w:eastAsia="zh-CN"/>
-        </w:rPr>
-      </w:pPr>
-      <w:r>
-        <w:rPr>
-          <w:rFonts w:hint="eastAsia" w:ascii="仿宋_GB2312" w:hAnsi="仿宋_GB2312" w:eastAsia="仿宋_GB2312" w:cs="仿宋_GB2312"/>
-          <w:sz w:val="32"/>
-          <w:szCs w:val="32"/>
-          <w:lang w:val="en-US" w:eastAsia="zh-CN"/>
-        </w:rPr>
-        <w:t>9.取证单（附件含调查记录模板）</w:t>
+          <w:rFonts w:hint="default" w:ascii="仿宋_GB2312" w:hAnsi="仿宋_GB2312" w:eastAsia="仿宋_GB2312" w:cs="仿宋_GB2312"/>
+          <w:sz w:val="32"/>
+          <w:szCs w:val="32"/>
+          <w:lang w:val="en-US" w:eastAsia="zh-CN"/>
+        </w:rPr>
+      </w:pPr>
+      <w:r>
+        <w:rPr>
+          <w:rFonts w:hint="eastAsia" w:ascii="仿宋_GB2312" w:hAnsi="仿宋_GB2312" w:eastAsia="仿宋_GB2312" w:cs="仿宋_GB2312"/>
+          <w:sz w:val="32"/>
+          <w:szCs w:val="32"/>
+          <w:lang w:val="en-US" w:eastAsia="zh-CN"/>
+        </w:rPr>
+        <w:t>9.取证单(是一个填写的页面，包含多个输入框，每个创建的项目只有一个取证单，取证单一般包含多个审计事项，而每个审计事项会单独产生一个下面的序号11审计底稿)</w:t>
       </w:r>
     </w:p>
     <w:p>
@@ -898,7 +859,7 @@
           <w:szCs w:val="32"/>
           <w:lang w:val="en-US" w:eastAsia="zh-CN"/>
         </w:rPr>
-        <w:t>10、审中碰头会</w:t>
+        <w:t>10、审中碰头会 （暂时不用放进流程，程序里不需要包含）</w:t>
       </w:r>
     </w:p>
     <w:p>
@@ -1026,7 +987,7 @@
                   <wp:posOffset>64135</wp:posOffset>
                 </wp:positionV>
                 <wp:extent cx="102235" cy="2517775"/>
-                <wp:effectExtent l="50800" t="6350" r="18415" b="9525"/>
+                <wp:effectExtent l="50800" t="6350" r="24765" b="15875"/>
                 <wp:wrapNone/>
                 <wp:docPr id="8" name="左大括号 8"/>
                 <wp:cNvGraphicFramePr/>
@@ -1247,34 +1208,6 @@
           <w:lang w:val="en-US" w:eastAsia="zh-CN"/>
         </w:rPr>
       </w:pPr>
-    </w:p>
-    <w:p>
-      <w:pPr>
-        <w:numPr>
-          <w:ilvl w:val="0"/>
-          <w:numId w:val="0"/>
-        </w:numPr>
-        <w:rPr>
-          <w:rFonts w:hint="eastAsia" w:ascii="仿宋_GB2312" w:hAnsi="仿宋_GB2312" w:eastAsia="仿宋_GB2312" w:cs="仿宋_GB2312"/>
-          <w:sz w:val="32"/>
-          <w:szCs w:val="32"/>
-          <w:lang w:val="en-US" w:eastAsia="zh-CN"/>
-        </w:rPr>
-      </w:pPr>
-    </w:p>
-    <w:p>
-      <w:pPr>
-        <w:numPr>
-          <w:ilvl w:val="0"/>
-          <w:numId w:val="0"/>
-        </w:numPr>
-        <w:rPr>
-          <w:rFonts w:hint="eastAsia" w:ascii="仿宋_GB2312" w:hAnsi="仿宋_GB2312" w:eastAsia="仿宋_GB2312" w:cs="仿宋_GB2312"/>
-          <w:sz w:val="32"/>
-          <w:szCs w:val="32"/>
-          <w:lang w:val="en-US" w:eastAsia="zh-CN"/>
-        </w:rPr>
-      </w:pPr>
       <w:r>
         <w:rPr>
           <w:rFonts w:hint="eastAsia" w:ascii="仿宋_GB2312" w:hAnsi="仿宋_GB2312" w:eastAsia="仿宋_GB2312" w:cs="仿宋_GB2312"/>
@@ -1416,6 +1349,636 @@
           <w:rFonts w:hint="eastAsia" w:ascii="仿宋_GB2312" w:hAnsi="仿宋_GB2312" w:eastAsia="仿宋_GB2312" w:cs="仿宋_GB2312"/>
           <w:sz w:val="32"/>
           <w:szCs w:val="32"/>
+          <w:lang w:val="en-US" w:eastAsia="zh-CN"/>
+        </w:rPr>
+      </w:pPr>
+    </w:p>
+    <w:p>
+      <w:pPr>
+        <w:jc w:val="center"/>
+        <w:rPr>
+          <w:rFonts w:hint="default" w:ascii="仿宋" w:hAnsi="仿宋" w:eastAsia="仿宋" w:cs="仿宋"/>
+          <w:b w:val="0"/>
+          <w:bCs w:val="0"/>
+          <w:i w:val="0"/>
+          <w:iCs w:val="0"/>
+          <w:sz w:val="32"/>
+          <w:szCs w:val="32"/>
+          <w:lang w:val="en-US" w:eastAsia="zh-CN"/>
+        </w:rPr>
+      </w:pPr>
+      <w:r>
+        <w:rPr>
+          <w:rFonts w:hint="eastAsia" w:ascii="仿宋" w:hAnsi="仿宋" w:eastAsia="仿宋" w:cs="仿宋"/>
+          <w:b/>
+          <w:bCs/>
+          <w:i w:val="0"/>
+          <w:iCs w:val="0"/>
+          <w:sz w:val="32"/>
+          <w:szCs w:val="32"/>
+          <w:lang w:val="en-US" w:eastAsia="zh-CN"/>
+        </w:rPr>
+        <w:t>审计辅助软件各阶段关系</w:t>
+      </w:r>
+    </w:p>
+    <w:p>
+      <w:pPr>
+        <w:jc w:val="left"/>
+        <w:rPr>
+          <w:rFonts w:hint="eastAsia" w:ascii="仿宋" w:hAnsi="仿宋" w:eastAsia="仿宋" w:cs="仿宋"/>
+          <w:b w:val="0"/>
+          <w:bCs w:val="0"/>
+          <w:i w:val="0"/>
+          <w:iCs w:val="0"/>
+          <w:sz w:val="32"/>
+          <w:szCs w:val="32"/>
+          <w:lang w:val="en-US" w:eastAsia="zh-CN"/>
+        </w:rPr>
+      </w:pPr>
+    </w:p>
+    <w:p>
+      <w:pPr>
+        <w:jc w:val="left"/>
+        <w:rPr>
+          <w:rFonts w:hint="eastAsia" w:ascii="仿宋" w:hAnsi="仿宋" w:eastAsia="仿宋" w:cs="仿宋"/>
+          <w:b w:val="0"/>
+          <w:bCs w:val="0"/>
+          <w:i w:val="0"/>
+          <w:iCs w:val="0"/>
+          <w:color w:val="auto"/>
+          <w:spacing w:val="0"/>
+          <w:kern w:val="2"/>
+          <w:sz w:val="32"/>
+          <w:szCs w:val="32"/>
+          <w:u w:val="single"/>
+          <w:lang w:val="en-US" w:eastAsia="zh-CN"/>
+        </w:rPr>
+      </w:pPr>
+      <w:r>
+        <w:rPr>
+          <w:rFonts w:hint="eastAsia" w:ascii="仿宋" w:hAnsi="仿宋" w:eastAsia="仿宋" w:cs="仿宋"/>
+          <w:b w:val="0"/>
+          <w:bCs w:val="0"/>
+          <w:i w:val="0"/>
+          <w:iCs w:val="0"/>
+          <w:sz w:val="32"/>
+          <w:szCs w:val="32"/>
+          <w:lang w:val="en-US" w:eastAsia="zh-CN"/>
+        </w:rPr>
+        <w:t xml:space="preserve">1、审计通知里的  </w:t>
+      </w:r>
+      <w:r>
+        <w:rPr>
+          <w:rFonts w:hint="eastAsia" w:ascii="仿宋" w:hAnsi="仿宋" w:eastAsia="仿宋" w:cs="仿宋"/>
+          <w:b w:val="0"/>
+          <w:bCs w:val="0"/>
+          <w:i w:val="0"/>
+          <w:iCs w:val="0"/>
+          <w:color w:val="auto"/>
+          <w:spacing w:val="0"/>
+          <w:kern w:val="2"/>
+          <w:sz w:val="32"/>
+          <w:szCs w:val="32"/>
+          <w:u w:val="single"/>
+          <w:lang w:val="en-US" w:eastAsia="zh-CN"/>
+        </w:rPr>
+        <w:t>所在单位</w:t>
+      </w:r>
+      <w:r>
+        <w:rPr>
+          <w:rFonts w:hint="eastAsia" w:ascii="仿宋" w:hAnsi="仿宋" w:eastAsia="仿宋" w:cs="仿宋"/>
+          <w:b w:val="0"/>
+          <w:bCs w:val="0"/>
+          <w:i w:val="0"/>
+          <w:iCs w:val="0"/>
+          <w:color w:val="auto"/>
+          <w:spacing w:val="0"/>
+          <w:kern w:val="2"/>
+          <w:sz w:val="32"/>
+          <w:szCs w:val="32"/>
+          <w:lang w:val="en-US" w:eastAsia="zh-CN"/>
+        </w:rPr>
+        <w:t xml:space="preserve">  导入审计方案中的</w:t>
+      </w:r>
+      <w:r>
+        <w:rPr>
+          <w:rFonts w:hint="eastAsia" w:ascii="仿宋" w:hAnsi="仿宋" w:eastAsia="仿宋" w:cs="仿宋"/>
+          <w:b w:val="0"/>
+          <w:bCs w:val="0"/>
+          <w:i w:val="0"/>
+          <w:iCs w:val="0"/>
+          <w:sz w:val="32"/>
+          <w:szCs w:val="32"/>
+          <w:u w:val="single"/>
+        </w:rPr>
+        <w:t>被审计单位全称</w:t>
+      </w:r>
+      <w:r>
+        <w:rPr>
+          <w:rFonts w:hint="eastAsia" w:ascii="仿宋" w:hAnsi="仿宋" w:eastAsia="仿宋" w:cs="仿宋"/>
+          <w:b w:val="0"/>
+          <w:bCs w:val="0"/>
+          <w:i w:val="0"/>
+          <w:iCs w:val="0"/>
+          <w:sz w:val="32"/>
+          <w:szCs w:val="32"/>
+          <w:lang w:eastAsia="zh-CN"/>
+        </w:rPr>
+        <w:t>，</w:t>
+      </w:r>
+      <w:r>
+        <w:rPr>
+          <w:rFonts w:hint="eastAsia" w:ascii="仿宋" w:hAnsi="仿宋" w:eastAsia="仿宋" w:cs="仿宋"/>
+          <w:b w:val="0"/>
+          <w:bCs w:val="0"/>
+          <w:i w:val="0"/>
+          <w:iCs w:val="0"/>
+          <w:sz w:val="32"/>
+          <w:szCs w:val="32"/>
+          <w:lang w:val="en-US" w:eastAsia="zh-CN"/>
+        </w:rPr>
+        <w:t xml:space="preserve">导入取证单的 </w:t>
+      </w:r>
+      <w:r>
+        <w:rPr>
+          <w:rFonts w:hint="eastAsia" w:ascii="仿宋" w:hAnsi="仿宋" w:eastAsia="仿宋" w:cs="仿宋"/>
+          <w:sz w:val="32"/>
+          <w:szCs w:val="32"/>
+          <w:u w:val="single"/>
+        </w:rPr>
+        <w:t>被审计</w:t>
+      </w:r>
+      <w:r>
+        <w:rPr>
+          <w:rFonts w:hint="eastAsia" w:ascii="仿宋" w:hAnsi="仿宋" w:eastAsia="仿宋" w:cs="仿宋"/>
+          <w:i/>
+          <w:sz w:val="32"/>
+          <w:szCs w:val="32"/>
+          <w:u w:val="single"/>
+        </w:rPr>
+        <w:t>（调查）</w:t>
+      </w:r>
+      <w:r>
+        <w:rPr>
+          <w:rFonts w:hint="eastAsia" w:ascii="仿宋" w:hAnsi="仿宋" w:eastAsia="仿宋" w:cs="仿宋"/>
+          <w:sz w:val="32"/>
+          <w:szCs w:val="32"/>
+          <w:u w:val="single"/>
+        </w:rPr>
+        <w:t>单位或个人</w:t>
+      </w:r>
+    </w:p>
+    <w:p>
+      <w:pPr>
+        <w:ind w:left="320" w:hanging="320" w:hangingChars="100"/>
+        <w:jc w:val="left"/>
+        <w:rPr>
+          <w:rFonts w:hint="eastAsia" w:ascii="仿宋" w:hAnsi="仿宋" w:eastAsia="仿宋" w:cs="仿宋"/>
+          <w:b w:val="0"/>
+          <w:bCs w:val="0"/>
+          <w:i w:val="0"/>
+          <w:iCs w:val="0"/>
+          <w:sz w:val="32"/>
+          <w:szCs w:val="32"/>
+          <w:lang w:val="en-US" w:eastAsia="zh-CN"/>
+        </w:rPr>
+      </w:pPr>
+      <w:r>
+        <w:rPr>
+          <w:rFonts w:hint="eastAsia" w:ascii="仿宋" w:hAnsi="仿宋" w:eastAsia="仿宋" w:cs="仿宋"/>
+          <w:b w:val="0"/>
+          <w:bCs w:val="0"/>
+          <w:i w:val="0"/>
+          <w:iCs w:val="0"/>
+          <w:color w:val="auto"/>
+          <w:spacing w:val="0"/>
+          <w:kern w:val="2"/>
+          <w:sz w:val="32"/>
+          <w:szCs w:val="32"/>
+          <w:lang w:val="en-US" w:eastAsia="zh-CN"/>
+        </w:rPr>
+        <w:t>2、调查了解记录里的  机构设置情况  导入审计方案中的</w:t>
+      </w:r>
+      <w:r>
+        <w:rPr>
+          <w:rFonts w:hint="eastAsia" w:ascii="仿宋" w:hAnsi="仿宋" w:eastAsia="仿宋" w:cs="仿宋"/>
+          <w:b w:val="0"/>
+          <w:bCs w:val="0"/>
+          <w:i w:val="0"/>
+          <w:iCs w:val="0"/>
+          <w:sz w:val="32"/>
+          <w:szCs w:val="32"/>
+        </w:rPr>
+        <w:t>基本情况</w:t>
+      </w:r>
+      <w:r>
+        <w:rPr>
+          <w:rFonts w:hint="eastAsia" w:ascii="仿宋" w:hAnsi="仿宋" w:eastAsia="仿宋" w:cs="仿宋"/>
+          <w:b w:val="0"/>
+          <w:bCs w:val="0"/>
+          <w:i w:val="0"/>
+          <w:iCs w:val="0"/>
+          <w:sz w:val="32"/>
+          <w:szCs w:val="32"/>
+          <w:lang w:val="en-US" w:eastAsia="zh-CN"/>
+        </w:rPr>
+        <w:t xml:space="preserve"> 同时导入到审计报告的  基本情况中</w:t>
+      </w:r>
+    </w:p>
+    <w:p>
+      <w:pPr>
+        <w:jc w:val="left"/>
+        <w:rPr>
+          <w:rFonts w:hint="eastAsia" w:ascii="仿宋" w:hAnsi="仿宋" w:eastAsia="仿宋" w:cs="仿宋"/>
+          <w:b w:val="0"/>
+          <w:bCs w:val="0"/>
+          <w:i w:val="0"/>
+          <w:iCs w:val="0"/>
+          <w:sz w:val="32"/>
+          <w:szCs w:val="32"/>
+          <w:lang w:val="en-US" w:eastAsia="zh-CN"/>
+        </w:rPr>
+      </w:pPr>
+      <w:r>
+        <w:rPr>
+          <w:rFonts w:hint="eastAsia" w:ascii="仿宋" w:hAnsi="仿宋" w:eastAsia="仿宋" w:cs="仿宋"/>
+          <w:b w:val="0"/>
+          <w:bCs w:val="0"/>
+          <w:i w:val="0"/>
+          <w:iCs w:val="0"/>
+          <w:color w:val="auto"/>
+          <w:spacing w:val="0"/>
+          <w:kern w:val="2"/>
+          <w:sz w:val="32"/>
+          <w:szCs w:val="32"/>
+          <w:lang w:val="en-US" w:eastAsia="zh-CN"/>
+        </w:rPr>
+        <w:t xml:space="preserve">3、审计方案中的  内容  导入到 任务清单和任务清单完成情况，导入审计取证单中的  </w:t>
+      </w:r>
+      <w:r>
+        <w:rPr>
+          <w:rFonts w:hint="eastAsia" w:ascii="仿宋" w:hAnsi="仿宋" w:eastAsia="仿宋" w:cs="仿宋"/>
+          <w:sz w:val="32"/>
+          <w:szCs w:val="32"/>
+        </w:rPr>
+        <w:t>审计</w:t>
+      </w:r>
+      <w:r>
+        <w:rPr>
+          <w:rFonts w:hint="eastAsia" w:ascii="仿宋" w:hAnsi="仿宋" w:eastAsia="仿宋" w:cs="仿宋"/>
+          <w:i/>
+          <w:sz w:val="32"/>
+          <w:szCs w:val="32"/>
+        </w:rPr>
+        <w:t>（调查）</w:t>
+      </w:r>
+      <w:r>
+        <w:rPr>
+          <w:rFonts w:hint="eastAsia" w:ascii="仿宋" w:hAnsi="仿宋" w:eastAsia="仿宋" w:cs="仿宋"/>
+          <w:sz w:val="32"/>
+          <w:szCs w:val="32"/>
+        </w:rPr>
+        <w:t>事项</w:t>
+      </w:r>
+    </w:p>
+    <w:p>
+      <w:pPr>
+        <w:rPr>
+          <w:rFonts w:hint="eastAsia" w:ascii="仿宋" w:hAnsi="仿宋" w:eastAsia="仿宋" w:cs="仿宋"/>
+          <w:sz w:val="32"/>
+          <w:szCs w:val="32"/>
+        </w:rPr>
+      </w:pPr>
+      <w:r>
+        <w:rPr>
+          <w:rFonts w:hint="eastAsia" w:ascii="仿宋" w:hAnsi="仿宋" w:eastAsia="仿宋" w:cs="仿宋"/>
+          <w:b w:val="0"/>
+          <w:bCs w:val="0"/>
+          <w:i w:val="0"/>
+          <w:iCs w:val="0"/>
+          <w:color w:val="auto"/>
+          <w:spacing w:val="0"/>
+          <w:kern w:val="2"/>
+          <w:sz w:val="32"/>
+          <w:szCs w:val="32"/>
+          <w:lang w:val="en-US" w:eastAsia="zh-CN"/>
+        </w:rPr>
+        <w:t xml:space="preserve">4、审计取证单中的  </w:t>
+      </w:r>
+      <w:r>
+        <w:rPr>
+          <w:rFonts w:hint="eastAsia" w:ascii="仿宋" w:hAnsi="仿宋" w:eastAsia="仿宋" w:cs="仿宋"/>
+          <w:sz w:val="32"/>
+          <w:szCs w:val="32"/>
+        </w:rPr>
+        <w:t>项目名称</w:t>
+      </w:r>
+      <w:r>
+        <w:rPr>
+          <w:rFonts w:hint="eastAsia" w:ascii="仿宋" w:hAnsi="仿宋" w:eastAsia="仿宋" w:cs="仿宋"/>
+          <w:sz w:val="32"/>
+          <w:szCs w:val="32"/>
+          <w:lang w:eastAsia="zh-CN"/>
+        </w:rPr>
+        <w:t>、</w:t>
+      </w:r>
+      <w:r>
+        <w:rPr>
+          <w:rFonts w:hint="eastAsia" w:ascii="仿宋" w:hAnsi="仿宋" w:eastAsia="仿宋" w:cs="仿宋"/>
+          <w:sz w:val="32"/>
+          <w:szCs w:val="32"/>
+        </w:rPr>
+        <w:t>审计</w:t>
+      </w:r>
+      <w:r>
+        <w:rPr>
+          <w:rFonts w:hint="eastAsia" w:ascii="仿宋" w:hAnsi="仿宋" w:eastAsia="仿宋" w:cs="仿宋"/>
+          <w:i/>
+          <w:sz w:val="32"/>
+          <w:szCs w:val="32"/>
+        </w:rPr>
+        <w:t>（调查）</w:t>
+      </w:r>
+      <w:r>
+        <w:rPr>
+          <w:rFonts w:hint="eastAsia" w:ascii="仿宋" w:hAnsi="仿宋" w:eastAsia="仿宋" w:cs="仿宋"/>
+          <w:sz w:val="32"/>
+          <w:szCs w:val="32"/>
+        </w:rPr>
+        <w:t>事项</w:t>
+      </w:r>
+      <w:r>
+        <w:rPr>
+          <w:rFonts w:hint="eastAsia" w:ascii="仿宋" w:hAnsi="仿宋" w:eastAsia="仿宋" w:cs="仿宋"/>
+          <w:sz w:val="32"/>
+          <w:szCs w:val="32"/>
+          <w:lang w:val="en-US" w:eastAsia="zh-CN"/>
+        </w:rPr>
+        <w:t xml:space="preserve">导入到  审计工作底稿中  </w:t>
+      </w:r>
+      <w:r>
+        <w:rPr>
+          <w:rFonts w:ascii="Times New Roman" w:hAnsi="Times New Roman"/>
+          <w:sz w:val="32"/>
+          <w:szCs w:val="32"/>
+        </w:rPr>
+        <w:t>项目名称</w:t>
+      </w:r>
+      <w:r>
+        <w:rPr>
+          <w:rFonts w:hint="eastAsia" w:ascii="Times New Roman" w:hAnsi="Times New Roman"/>
+          <w:sz w:val="32"/>
+          <w:szCs w:val="32"/>
+          <w:lang w:val="en-US" w:eastAsia="zh-CN"/>
+        </w:rPr>
+        <w:t>和</w:t>
+      </w:r>
+      <w:r>
+        <w:rPr>
+          <w:rFonts w:ascii="Times New Roman" w:hAnsi="Times New Roman"/>
+          <w:sz w:val="32"/>
+          <w:szCs w:val="32"/>
+        </w:rPr>
+        <w:t>审计</w:t>
+      </w:r>
+      <w:r>
+        <w:rPr>
+          <w:rFonts w:hint="eastAsia" w:ascii="Times New Roman" w:hAnsi="Times New Roman"/>
+          <w:i/>
+          <w:sz w:val="32"/>
+          <w:szCs w:val="32"/>
+        </w:rPr>
+        <w:t>（调查）</w:t>
+      </w:r>
+      <w:r>
+        <w:rPr>
+          <w:rFonts w:ascii="Times New Roman" w:hAnsi="Times New Roman"/>
+          <w:sz w:val="32"/>
+          <w:szCs w:val="32"/>
+        </w:rPr>
+        <w:t>事项</w:t>
+      </w:r>
+      <w:r>
+        <w:rPr>
+          <w:rFonts w:hint="eastAsia" w:ascii="仿宋" w:hAnsi="仿宋" w:eastAsia="仿宋" w:cs="仿宋"/>
+          <w:sz w:val="32"/>
+          <w:szCs w:val="32"/>
+          <w:lang w:val="en-US" w:eastAsia="zh-CN"/>
+        </w:rPr>
+        <w:t xml:space="preserve">，审计事项摘要  导入到审计底稿中的  </w:t>
+      </w:r>
+      <w:r>
+        <w:rPr>
+          <w:rFonts w:hint="eastAsia" w:ascii="仿宋" w:hAnsi="仿宋" w:eastAsia="仿宋" w:cs="仿宋"/>
+          <w:sz w:val="32"/>
+          <w:szCs w:val="32"/>
+        </w:rPr>
+        <w:t>审计认定的事实摘要</w:t>
+      </w:r>
+    </w:p>
+    <w:p>
+      <w:pPr>
+        <w:pStyle w:val="2"/>
+        <w:keepNext w:val="0"/>
+        <w:keepLines w:val="0"/>
+        <w:pageBreakBefore w:val="0"/>
+        <w:widowControl w:val="0"/>
+        <w:kinsoku/>
+        <w:wordWrap/>
+        <w:overflowPunct/>
+        <w:topLinePunct w:val="0"/>
+        <w:autoSpaceDE/>
+        <w:autoSpaceDN/>
+        <w:bidi w:val="0"/>
+        <w:adjustRightInd/>
+        <w:snapToGrid/>
+        <w:spacing w:line="560" w:lineRule="exact"/>
+        <w:ind w:firstLine="640" w:firstLineChars="200"/>
+        <w:textAlignment w:val="auto"/>
+        <w:rPr>
+          <w:rFonts w:hint="eastAsia" w:ascii="仿宋" w:hAnsi="仿宋" w:eastAsia="仿宋" w:cs="仿宋"/>
+          <w:b w:val="0"/>
+          <w:bCs w:val="0"/>
+          <w:sz w:val="32"/>
+          <w:szCs w:val="32"/>
+        </w:rPr>
+      </w:pPr>
+      <w:r>
+        <w:rPr>
+          <w:rFonts w:hint="eastAsia" w:ascii="仿宋" w:hAnsi="仿宋" w:eastAsia="仿宋" w:cs="仿宋"/>
+          <w:sz w:val="32"/>
+          <w:szCs w:val="32"/>
+          <w:lang w:val="en-US" w:eastAsia="zh-CN"/>
+        </w:rPr>
+        <w:t xml:space="preserve">5、审计底稿中的  </w:t>
+      </w:r>
+      <w:r>
+        <w:rPr>
+          <w:rFonts w:hint="eastAsia" w:ascii="仿宋" w:hAnsi="仿宋" w:eastAsia="仿宋" w:cs="仿宋"/>
+          <w:sz w:val="32"/>
+          <w:szCs w:val="32"/>
+        </w:rPr>
+        <w:t>审计认定的事实摘要</w:t>
+      </w:r>
+      <w:r>
+        <w:rPr>
+          <w:rFonts w:hint="eastAsia" w:ascii="仿宋" w:hAnsi="仿宋" w:eastAsia="仿宋" w:cs="仿宋"/>
+          <w:sz w:val="32"/>
+          <w:szCs w:val="32"/>
+          <w:lang w:val="en-US" w:eastAsia="zh-CN"/>
+        </w:rPr>
+        <w:t>及结论 按顺序号 导入到审计报告中的  发现的主要问题</w:t>
+      </w:r>
+      <w:r>
+        <w:rPr>
+          <w:rFonts w:hint="eastAsia" w:ascii="仿宋" w:hAnsi="仿宋" w:eastAsia="仿宋" w:cs="仿宋"/>
+          <w:b w:val="0"/>
+          <w:bCs w:val="0"/>
+          <w:spacing w:val="-8"/>
+          <w:sz w:val="32"/>
+          <w:szCs w:val="32"/>
+        </w:rPr>
+        <w:t>和整改要求</w:t>
+      </w:r>
+    </w:p>
+    <w:p>
+      <w:pPr>
+        <w:pStyle w:val="5"/>
+        <w:rPr>
+          <w:rFonts w:hint="eastAsia" w:ascii="仿宋" w:hAnsi="仿宋" w:eastAsia="仿宋" w:cs="仿宋"/>
+          <w:sz w:val="32"/>
+          <w:szCs w:val="32"/>
+          <w:lang w:val="en-US" w:eastAsia="zh-CN"/>
+        </w:rPr>
+      </w:pPr>
+    </w:p>
+    <w:p>
+      <w:pPr>
+        <w:pStyle w:val="2"/>
+        <w:rPr>
+          <w:rFonts w:hint="eastAsia" w:ascii="仿宋" w:hAnsi="仿宋" w:eastAsia="仿宋" w:cs="仿宋"/>
+          <w:sz w:val="32"/>
+          <w:szCs w:val="32"/>
+          <w:lang w:val="en-US" w:eastAsia="zh-CN"/>
+        </w:rPr>
+      </w:pPr>
+    </w:p>
+    <w:p>
+      <w:pPr>
+        <w:pStyle w:val="2"/>
+        <w:rPr>
+          <w:rFonts w:hint="default" w:ascii="仿宋" w:hAnsi="仿宋" w:eastAsia="仿宋" w:cs="仿宋"/>
+          <w:sz w:val="32"/>
+          <w:szCs w:val="32"/>
+          <w:lang w:val="en-US" w:eastAsia="zh-CN"/>
+        </w:rPr>
+      </w:pPr>
+      <w:r>
+        <w:rPr>
+          <w:rFonts w:hint="eastAsia" w:ascii="仿宋" w:hAnsi="仿宋" w:eastAsia="仿宋" w:cs="仿宋"/>
+          <w:sz w:val="32"/>
+          <w:szCs w:val="32"/>
+          <w:lang w:val="en-US" w:eastAsia="zh-CN"/>
+        </w:rPr>
+        <w:t>*审计通知的日期至少要在取证单日期前三天，其它日期均按顺序进行，不能倒序，日期要经过校对。</w:t>
+      </w:r>
+    </w:p>
+    <w:p>
+      <w:pPr>
+        <w:numPr>
+          <w:ilvl w:val="0"/>
+          <w:numId w:val="0"/>
+        </w:numPr>
+        <w:ind w:leftChars="0"/>
+        <w:rPr>
+          <w:rFonts w:hint="default" w:ascii="仿宋_GB2312" w:hAnsi="仿宋_GB2312" w:eastAsia="仿宋_GB2312" w:cs="仿宋_GB2312"/>
+          <w:sz w:val="32"/>
+          <w:szCs w:val="32"/>
+          <w:lang w:val="en-US" w:eastAsia="zh-CN"/>
+        </w:rPr>
+      </w:pPr>
+    </w:p>
+    <w:p>
+      <w:pPr>
+        <w:pStyle w:val="5"/>
+        <w:rPr>
+          <w:rFonts w:hint="default" w:ascii="仿宋_GB2312" w:hAnsi="仿宋_GB2312" w:eastAsia="仿宋_GB2312" w:cs="仿宋_GB2312"/>
+          <w:sz w:val="32"/>
+          <w:szCs w:val="32"/>
+          <w:lang w:val="en-US" w:eastAsia="zh-CN"/>
+        </w:rPr>
+      </w:pPr>
+    </w:p>
+    <w:p>
+      <w:pPr>
+        <w:pStyle w:val="4"/>
+        <w:ind w:left="0" w:leftChars="0" w:firstLine="0" w:firstLineChars="0"/>
+        <w:rPr>
+          <w:rFonts w:hint="eastAsia"/>
+          <w:lang w:val="en-US" w:eastAsia="zh-CN"/>
+        </w:rPr>
+      </w:pPr>
+      <w:r>
+        <w:rPr>
+          <w:rFonts w:hint="eastAsia"/>
+          <w:lang w:val="en-US" w:eastAsia="zh-CN"/>
+        </w:rPr>
+        <w:t>总体设计功能要求：</w:t>
+      </w:r>
+    </w:p>
+    <w:p>
+      <w:pPr>
+        <w:numPr>
+          <w:ilvl w:val="0"/>
+          <w:numId w:val="4"/>
+        </w:numPr>
+        <w:rPr>
+          <w:rFonts w:hint="eastAsia"/>
+          <w:sz w:val="32"/>
+          <w:szCs w:val="32"/>
+          <w:lang w:val="en-US" w:eastAsia="zh-CN"/>
+        </w:rPr>
+      </w:pPr>
+      <w:r>
+        <w:rPr>
+          <w:rFonts w:hint="eastAsia"/>
+          <w:sz w:val="32"/>
+          <w:szCs w:val="32"/>
+          <w:lang w:val="en-US" w:eastAsia="zh-CN"/>
+        </w:rPr>
+        <w:t>项目管理（增删改查），查询可通过关键字进行模糊搜索</w:t>
+      </w:r>
+    </w:p>
+    <w:p>
+      <w:pPr>
+        <w:pStyle w:val="5"/>
+        <w:numPr>
+          <w:ilvl w:val="0"/>
+          <w:numId w:val="4"/>
+        </w:numPr>
+        <w:rPr>
+          <w:rFonts w:hint="default"/>
+          <w:sz w:val="32"/>
+          <w:szCs w:val="32"/>
+          <w:lang w:val="en-US" w:eastAsia="zh-CN"/>
+        </w:rPr>
+      </w:pPr>
+      <w:r>
+        <w:rPr>
+          <w:rFonts w:hint="eastAsia"/>
+          <w:sz w:val="32"/>
+          <w:szCs w:val="32"/>
+          <w:lang w:val="en-US" w:eastAsia="zh-CN"/>
+        </w:rPr>
+        <w:t>项目名称，被审单位等需要自动填充到需要被填充的地方（输入框），不可编辑</w:t>
+      </w:r>
+    </w:p>
+    <w:p>
+      <w:pPr>
+        <w:pStyle w:val="4"/>
+        <w:ind w:left="0" w:leftChars="0" w:firstLine="0" w:firstLineChars="0"/>
+        <w:rPr>
+          <w:rFonts w:hint="default"/>
           <w:lang w:val="en-US" w:eastAsia="zh-CN"/>
         </w:rPr>
       </w:pPr>
@@ -1479,6 +2042,22 @@
     </w:lvl>
   </w:abstractNum>
   <w:abstractNum w:abstractNumId="2">
+    <w:nsid w:val="FDFDDE61"/>
+    <w:multiLevelType w:val="singleLevel"/>
+    <w:tmpl w:val="FDFDDE61"/>
+    <w:lvl w:ilvl="0" w:tentative="0">
+      <w:start w:val="1"/>
+      <w:numFmt w:val="decimal"/>
+      <w:lvlText w:val="%1."/>
+      <w:lvlJc w:val="left"/>
+      <w:pPr>
+        <w:tabs>
+          <w:tab w:val="left" w:pos="312"/>
+        </w:tabs>
+      </w:pPr>
+    </w:lvl>
+  </w:abstractNum>
+  <w:abstractNum w:abstractNumId="3">
     <w:nsid w:val="FE3348A3"/>
     <w:multiLevelType w:val="singleLevel"/>
     <w:tmpl w:val="FE3348A3"/>
@@ -1495,13 +2074,16 @@
     </w:lvl>
   </w:abstractNum>
   <w:num w:numId="1">
-    <w:abstractNumId w:val="2"/>
+    <w:abstractNumId w:val="3"/>
   </w:num>
   <w:num w:numId="2">
     <w:abstractNumId w:val="0"/>
   </w:num>
   <w:num w:numId="3">
     <w:abstractNumId w:val="1"/>
+  </w:num>
+  <w:num w:numId="4">
+    <w:abstractNumId w:val="2"/>
   </w:num>
 </w:numbering>
 </file>
@@ -1546,7 +2128,7 @@
     <w:lsdException w:unhideWhenUsed="0" w:uiPriority="0" w:semiHidden="0" w:name="toc 8"/>
     <w:lsdException w:unhideWhenUsed="0" w:uiPriority="0" w:semiHidden="0" w:name="toc 9"/>
     <w:lsdException w:unhideWhenUsed="0" w:uiPriority="0" w:semiHidden="0" w:name="Normal Indent"/>
-    <w:lsdException w:unhideWhenUsed="0" w:uiPriority="0" w:semiHidden="0" w:name="footnote text"/>
+    <w:lsdException w:qFormat="1" w:unhideWhenUsed="0" w:uiPriority="0" w:semiHidden="0" w:name="footnote text"/>
     <w:lsdException w:unhideWhenUsed="0" w:uiPriority="0" w:semiHidden="0" w:name="annotation text"/>
     <w:lsdException w:unhideWhenUsed="0" w:uiPriority="0" w:semiHidden="0" w:name="header"/>
     <w:lsdException w:unhideWhenUsed="0" w:uiPriority="0" w:semiHidden="0" w:name="footer"/>
@@ -1583,8 +2165,8 @@
     <w:lsdException w:unhideWhenUsed="0" w:uiPriority="0" w:semiHidden="0" w:name="Closing"/>
     <w:lsdException w:unhideWhenUsed="0" w:uiPriority="0" w:semiHidden="0" w:name="Signature"/>
     <w:lsdException w:unhideWhenUsed="0" w:uiPriority="0" w:name="Default Paragraph Font"/>
-    <w:lsdException w:unhideWhenUsed="0" w:uiPriority="0" w:semiHidden="0" w:name="Body Text"/>
-    <w:lsdException w:unhideWhenUsed="0" w:uiPriority="0" w:semiHidden="0" w:name="Body Text Indent"/>
+    <w:lsdException w:qFormat="1" w:unhideWhenUsed="0" w:uiPriority="0" w:semiHidden="0" w:name="Body Text"/>
+    <w:lsdException w:qFormat="1" w:unhideWhenUsed="0" w:uiPriority="0" w:semiHidden="0" w:name="Body Text Indent"/>
     <w:lsdException w:unhideWhenUsed="0" w:uiPriority="0" w:semiHidden="0" w:name="List Continue"/>
     <w:lsdException w:unhideWhenUsed="0" w:uiPriority="0" w:semiHidden="0" w:name="List Continue 2"/>
     <w:lsdException w:unhideWhenUsed="0" w:uiPriority="0" w:semiHidden="0" w:name="List Continue 3"/>
@@ -1595,7 +2177,7 @@
     <w:lsdException w:unhideWhenUsed="0" w:uiPriority="0" w:semiHidden="0" w:name="Salutation"/>
     <w:lsdException w:unhideWhenUsed="0" w:uiPriority="0" w:semiHidden="0" w:name="Date"/>
     <w:lsdException w:unhideWhenUsed="0" w:uiPriority="0" w:semiHidden="0" w:name="Body Text First Indent"/>
-    <w:lsdException w:unhideWhenUsed="0" w:uiPriority="0" w:semiHidden="0" w:name="Body Text First Indent 2"/>
+    <w:lsdException w:qFormat="1" w:unhideWhenUsed="0" w:uiPriority="0" w:semiHidden="0" w:name="Body Text First Indent 2"/>
     <w:lsdException w:unhideWhenUsed="0" w:uiPriority="0" w:semiHidden="0" w:name="Note Heading"/>
     <w:lsdException w:unhideWhenUsed="0" w:uiPriority="0" w:semiHidden="0" w:name="Body Text 2"/>
     <w:lsdException w:unhideWhenUsed="0" w:uiPriority="0" w:semiHidden="0" w:name="Body Text 3"/>
@@ -1782,12 +2364,12 @@
       <w:lang w:val="en-US" w:eastAsia="zh-CN" w:bidi="ar-SA"/>
     </w:rPr>
   </w:style>
-  <w:style w:type="character" w:default="1" w:styleId="3">
+  <w:style w:type="character" w:default="1" w:styleId="7">
     <w:name w:val="Default Paragraph Font"/>
     <w:semiHidden/>
     <w:uiPriority w:val="0"/>
   </w:style>
-  <w:style w:type="table" w:default="1" w:styleId="2">
+  <w:style w:type="table" w:default="1" w:styleId="6">
     <w:name w:val="Normal Table"/>
     <w:semiHidden/>
     <w:qFormat/>
@@ -1800,6 +2382,59 @@
         <w:right w:w="108" w:type="dxa"/>
       </w:tblCellMar>
     </w:tblPr>
+  </w:style>
+  <w:style w:type="paragraph" w:styleId="2">
+    <w:name w:val="Body Text"/>
+    <w:basedOn w:val="1"/>
+    <w:next w:val="1"/>
+    <w:qFormat/>
+    <w:uiPriority w:val="0"/>
+    <w:pPr>
+      <w:snapToGrid w:val="0"/>
+      <w:spacing w:line="579" w:lineRule="exact"/>
+    </w:pPr>
+    <w:rPr>
+      <w:rFonts w:eastAsia="仿宋_GB2312"/>
+      <w:sz w:val="32"/>
+    </w:rPr>
+  </w:style>
+  <w:style w:type="paragraph" w:styleId="3">
+    <w:name w:val="Body Text Indent"/>
+    <w:basedOn w:val="1"/>
+    <w:next w:val="4"/>
+    <w:qFormat/>
+    <w:uiPriority w:val="0"/>
+    <w:pPr>
+      <w:ind w:firstLine="540"/>
+    </w:pPr>
+    <w:rPr>
+      <w:sz w:val="30"/>
+    </w:rPr>
+  </w:style>
+  <w:style w:type="paragraph" w:styleId="4">
+    <w:name w:val="Body Text First Indent 2"/>
+    <w:basedOn w:val="3"/>
+    <w:next w:val="1"/>
+    <w:qFormat/>
+    <w:uiPriority w:val="0"/>
+    <w:pPr>
+      <w:ind w:firstLine="420" w:firstLineChars="200"/>
+    </w:pPr>
+  </w:style>
+  <w:style w:type="paragraph" w:styleId="5">
+    <w:name w:val="footnote text"/>
+    <w:basedOn w:val="1"/>
+    <w:next w:val="4"/>
+    <w:qFormat/>
+    <w:uiPriority w:val="0"/>
+    <w:pPr>
+      <w:snapToGrid w:val="0"/>
+      <w:jc w:val="left"/>
+    </w:pPr>
+    <w:rPr>
+      <w:sz w:val="18"/>
+      <w:szCs w:val="18"/>
+    </w:rPr>
   </w:style>
 </w:styles>
 </file>
